--- a/klagomål/A 43065-2025 FSC-klagomål.docx
+++ b/klagomål/A 43065-2025 FSC-klagomål.docx
@@ -178,7 +178,7 @@
       <w:r>
         <w:drawing>
           <wp:inline xmlns:a="http://schemas.openxmlformats.org/drawingml/2006/main" xmlns:pic="http://schemas.openxmlformats.org/drawingml/2006/picture">
-            <wp:extent cx="5486400" cy="2083324"/>
+            <wp:extent cx="5486400" cy="2202101"/>
             <wp:docPr id="1" name="Picture 1"/>
             <wp:cNvGraphicFramePr>
               <a:graphicFrameLocks noChangeAspect="1"/>
@@ -199,7 +199,7 @@
                   <pic:spPr>
                     <a:xfrm>
                       <a:off x="0" y="0"/>
-                      <a:ext cx="5486400" cy="2083324"/>
+                      <a:ext cx="5486400" cy="2202101"/>
                     </a:xfrm>
                     <a:prstGeom prst="rect"/>
                   </pic:spPr>
@@ -216,12 +216,12 @@
         <w:spacing w:after="240"/>
       </w:pPr>
       <w:r>
-        <w:t>Figur 1. Fyndplatser för naturvårdsarter i och inom 20 meter från avverkningsanmälan. Markörer utan svart kant är placerade på fyndplatsen. Markörer med svart kant är placerade vid sidan av fyndplatsen har ett svart streck som visar fyndplatsens exakta position. Kartans mittpunktskoordinat är N 7375444, E 852369 i SWEREF 99 TM.</w:t>
+        <w:t>Figur 1. Fyndplatser för naturvårdsarter i och inom 25 meter från avverkningsanmälan. Markörer utan svart kant är placerade på fyndplatsen. Markörer med svart kant är placerade vid sidan av fyndplatsen har ett svart streck som visar fyndplatsens exakta position. Kartans mittpunktskoordinat är N 7375444, E 852369 i SWEREF 99 TM.</w:t>
       </w:r>
     </w:p>
     <w:p>
       <w:r>
-        <w:t>I och inom 20 meter från avverkningsanmälan finns fynd av 6 naturvårdsarter, varav 6 är rödlistade, 1 är fridlyst och 4 är typiska (T): garnlav (VU, T), dropptaggsvamp (NT, T), skarp dropptaggsvamp (NT), talltagel (NT, T), talltita (NT, §4) och vedskivlav (NT, T). Se Figur 1.</w:t>
+        <w:t>I och inom 25 meter från avverkningsanmälan finns fynd av 13 naturvårdsarter, varav 10 är rödlistade, 3 är fridlysta, 8 är typiska (T) och 2 är signalarter (S): garnlav (VU, T), smalfotad taggsvamp (VU), dropptaggsvamp (NT, T), nordtagging (NT), orange taggsvamp (NT, T), skarp dropptaggsvamp (NT), tallriska (NT), talltagel (NT, T), talltita (NT, §4), vedskivlav (NT, T), nästlav (S, T), plattlummer (S, T, §9) och tjäder (T, §4). Se Figur 1.</w:t>
       </w:r>
     </w:p>
     <w:p>
@@ -281,6 +281,17 @@
         <w:rPr>
           <w:b/>
         </w:rPr>
+        <w:t>Smalfotad taggsvamp (VU)</w:t>
+      </w:r>
+      <w:r>
+        <w:t>, rödlistad som sårbar, växer på marken under lågor eller fallna stubbar i brandpräglad torr tallskog med lång kontinuitet. Arten är starkt associerad till kolad ved från tallar som sannolikt varit med om flera historiska skogsbränder. Detta är en process som kan ta många hundra år och det tar således mycket lång tid att återskapa lämpliga substrat. Smalfotad taggsvamp är placerad i toppen av Skogsstyrelsens värdepyramid för bedömning av skog med höga naturvärden samt globalt rödlistad som sårbar (VU) vilket innebär att Sverige har ett internationellt ansvar för arten (IUCN Redlist, 2024; Nitare &amp; Skogsstyrelsen, 2019; SLU Artdatabanken, 2024).</w:t>
+      </w:r>
+    </w:p>
+    <w:p>
+      <w:r>
+        <w:rPr>
+          <w:b/>
+        </w:rPr>
         <w:t>Dropptaggsvamp (NT)</w:t>
       </w:r>
       <w:r>
@@ -301,10 +312,52 @@
         <w:rPr>
           <w:b/>
         </w:rPr>
+        <w:t>Nordtagging (NT)</w:t>
+      </w:r>
+      <w:r>
+        <w:t xml:space="preserve"> växer främst på tallågor av grövre dimensioner och påträffas huvudsakligen i äldre skog som inte kalavverkats. Nordtaggingen missgynnas av att områden med äldre tallskog har minskat starkt. Bekämpning av skogsbränder, samtidigt som skogsbruket omvandlar naturligt glesa tallbestånd till likartade och betydligt tätare bestånd, har missgynnat arten. Bristen på gamla tallågor utgör på sikt ett allvarligt hot och återskapandet av lämpliga biotoper tar mycket lång tid. Områden med olikåldriga bestånd av tall och med stort inslag av äldre träd bör undantas från skoglig produktion (SLU Artdatabanken, 2024).</w:t>
+      </w:r>
+    </w:p>
+    <w:p>
+      <w:r>
+        <w:rPr>
+          <w:b/>
+        </w:rPr>
+        <w:t xml:space="preserve">Orange taggsvamp (NT) </w:t>
+      </w:r>
+      <w:r>
+        <w:t xml:space="preserve">bildar mykorrhiza med både gran och tall och den förekommer främst i äldre barrskogar med kontinuitetsskogskaraktär. Mest frekvent är den i äldre mossrik granskog, men då bara i skogar inom granens naturliga utbredningsområde och i bestånd med långvarig grankontinuitet. Den totala populationen i landet bedöms ha minskat kraftigt och fortsatt kommer att minska då arten är knuten till en produktiv skogsmiljö som successivt avverkas. Arten hotas främst av skogsavverkning och tycks försvinna efter slutavverkning, markberedning och plantering och det är inte känt att arten har återkommit i anlagd skog på tidigare kalmark. Orange taggsvamp är typisk art för </w:t>
+      </w:r>
+      <w:r>
+        <w:rPr>
+          <w:i/>
+        </w:rPr>
+        <w:t>9010 Taiga</w:t>
+      </w:r>
+      <w:r>
+        <w:t xml:space="preserve"> (SLU Artdatabanken, 2024).</w:t>
+      </w:r>
+    </w:p>
+    <w:p>
+      <w:r>
+        <w:rPr>
+          <w:b/>
+        </w:rPr>
         <w:t xml:space="preserve">Skarp dropptaggsvamp (NT) </w:t>
       </w:r>
       <w:r>
         <w:t>bildar mykorrhiza med både gran och tall, främst i barrskogar med trädkontinuitet. Arten uppträder dels i näringsrik kalkbarrskog och dels i sur lavtallskog. Kalkbarrskogarna är ofta grandominerade, olikåldriga och skiktade på frisk mark med ett örtrikt vegetationsskikt. Lavtallskogarna är i regel magra, torra, ljusöppna och ofta brandpräglade. Den totala populationen i landet har minskat och bedöms fortsätta minska till följd av avverkning av äldre barrskogar. Arten har begränsad förmåga att återetablera sig efter slutavverkning eller andra storskaliga skogsbruksåtgärder. Det saknas indikationer på att arten långsiktigt kan etablera eller reproducera sig i skogsbestånd som brukas med metoder som trakthyggesbruk, markberedning, gödsling eller föryngring med förädlat plantmaterial. Minskningstakten för den svenska populationen bedöms vara nära gränsvärdet för Sårbar (VU) (SLU Artdatabanken, 2026).</w:t>
+      </w:r>
+    </w:p>
+    <w:p>
+      <w:r>
+        <w:rPr>
+          <w:b/>
+        </w:rPr>
+        <w:t>Tallriska (NT)</w:t>
+      </w:r>
+      <w:r>
+        <w:t xml:space="preserve"> bildar mykorrhiza med tall och växer i äldre, mager och torr tallskog med lång trädkontinuitet, såsom tallhedar och sandtallskogar. Arten hotas huvudsakligen av avverkning av äldre tallskogar och på kända lokaler bör slutavverkning, markberedning och gödsling undvikas (SLU Artdatabanken, 2024).</w:t>
       </w:r>
     </w:p>
     <w:p>
@@ -356,6 +409,84 @@
       </w:r>
       <w:r>
         <w:t xml:space="preserve"> (SLU Artdatabanken, 2024).</w:t>
+      </w:r>
+    </w:p>
+    <w:p>
+      <w:r>
+        <w:rPr>
+          <w:b/>
+        </w:rPr>
+        <w:t>Nästlav</w:t>
+      </w:r>
+      <w:r>
+        <w:t xml:space="preserve"> indikerar söder om den naturliga norrlandsgränsen äldre barrskogsområden med höga naturvärden där andra ovanliga nordliga barrskogsarter kan påträffas. Nästlav är typisk art för </w:t>
+      </w:r>
+      <w:r>
+        <w:rPr>
+          <w:i/>
+        </w:rPr>
+        <w:t xml:space="preserve">9010 Taiga </w:t>
+      </w:r>
+      <w:r>
+        <w:t>(Nitare &amp; Skogsstyrelsen, 2019; SLU Artdatabanken, 2025).</w:t>
+      </w:r>
+    </w:p>
+    <w:p>
+      <w:r>
+        <w:rPr>
+          <w:b/>
+        </w:rPr>
+        <w:t>Plattlummer (§9)</w:t>
+      </w:r>
+      <w:r>
+        <w:t xml:space="preserve"> växer främst i ljusöppna sandtallskogar eller annan gles, torr och brandpräglad hedbarrskog. Den är mest frekvent i olika typer av naturskogar och kontinuitetsskogar och missgynnas markant av slutavverkning och maskinell markberedning. Söder ut i landet förekommer de närstående arterna cypresslummer (EN, §8) och mellanlummer (NT, §9), vilka båda omfattas av EU:s art- och habitatdirektiv. Plattlummer är typisk art för </w:t>
+      </w:r>
+      <w:r>
+        <w:rPr>
+          <w:i/>
+        </w:rPr>
+        <w:t xml:space="preserve">9010 Taiga </w:t>
+      </w:r>
+      <w:r>
+        <w:t>och</w:t>
+      </w:r>
+      <w:r>
+        <w:rPr>
+          <w:i/>
+        </w:rPr>
+        <w:t xml:space="preserve"> 2320 Rissandhedar </w:t>
+      </w:r>
+      <w:r>
+        <w:t>(Nitare &amp; Skogsstyrelsen, 2019; SLU Artdatabanken, 2026).</w:t>
+      </w:r>
+    </w:p>
+    <w:p>
+      <w:r>
+        <w:rPr>
+          <w:b/>
+        </w:rPr>
+        <w:t>Tjäder (§4)</w:t>
+      </w:r>
+      <w:r>
+        <w:t xml:space="preserve"> omfattas av bilaga 1 och 2 EU:s fågeldirektiv och är typisk art för </w:t>
+      </w:r>
+      <w:r>
+        <w:rPr>
+          <w:i/>
+        </w:rPr>
+        <w:t xml:space="preserve">9010 Taiga </w:t>
+      </w:r>
+      <w:r>
+        <w:t xml:space="preserve">och </w:t>
+      </w:r>
+      <w:r>
+        <w:rPr>
+          <w:i/>
+        </w:rPr>
+        <w:t>9740 Skogsbevuxen myr</w:t>
+      </w:r>
+      <w:r>
+        <w:t>. Tjädern är en utpräglad skogsfågel knuten till större sammanhängande barrskogsområden. Tupparna och hönorna utnyttjar till viss del olika miljöer, och habitatvalet varierar dessutom mellan olika delar av året. För att det ska finnas livskraftiga tjäderbestånd krävs funktionella skogslandskap med en blandning av uppvuxen, gles och luckig skog, täta sumpskogar, myrar och andra små våtmarker. Arten försvinner när skogen fragmenteras och den sammanlagda arealen hyggen och andra öppna områden blir för stor. Ett småskaligt och försiktigt virkesuttag genom hyggesfria metoder kan i vissa fall vara möjligt i området inom 200 m från lekcentrum. Längre ut från lekcentrum, inom 200–500 m bör den avverkade ytan inte överskrida 1 hektar för att undvika alltför stora och snabba förändringar (Skogsstyrelsen, 2019; SLU Artdatabanken, 2024).</w:t>
       </w:r>
     </w:p>
     <w:p>
@@ -464,7 +595,7 @@
         <w:rPr>
           <w:i/>
         </w:rPr>
-        <w:t>I det avverkningsanmälda skogsområdet har 6 naturvårdsarter varav 6 rödlistade arter sina livsmiljöer och växtplatser.</w:t>
+        <w:t>I det avverkningsanmälda skogsområdet har 13 naturvårdsarter varav 10 rödlistade arter sina livsmiljöer och växtplatser.</w:t>
       </w:r>
     </w:p>
     <w:p>
@@ -773,6 +904,75 @@
     <w:p>
       <w:r>
         <w:t xml:space="preserve">SLU Artdatabanken, 2021. </w:t>
+      </w:r>
+      <w:r>
+        <w:rPr>
+          <w:i/>
+        </w:rPr>
+        <w:t xml:space="preserve">Artfaktablad. Naturvård – artfakta. </w:t>
+      </w:r>
+      <w:r>
+        <w:t>SLU Artdatabanken, Uppsala</w:t>
+      </w:r>
+    </w:p>
+    <w:p>
+      <w:pPr>
+        <w:pStyle w:val="Heading1"/>
+      </w:pPr>
+      <w:r>
+        <w:t>Tjäder – ekologi samt krav på livsmiljön</w:t>
+      </w:r>
+    </w:p>
+    <w:p>
+      <w:r>
+        <w:t xml:space="preserve">Tjäder (§4) omfattas av bilaga 1 och 2 EU:s fågeldirektiv och är typisk art för </w:t>
+      </w:r>
+      <w:r>
+        <w:rPr>
+          <w:i/>
+        </w:rPr>
+        <w:t xml:space="preserve">9010 Taiga </w:t>
+      </w:r>
+      <w:r>
+        <w:t xml:space="preserve">och </w:t>
+      </w:r>
+      <w:r>
+        <w:rPr>
+          <w:i/>
+        </w:rPr>
+        <w:t>9740 Skogsbevuxen myr</w:t>
+      </w:r>
+      <w:r>
+        <w:t>. Tjädern är en utpräglad skogsfågel knuten till större sammanhängande barrskogsområden. Tupparna och hönorna utnyttjar till viss del olika miljöer, och habitatvalet varierar dessutom mellan olika delar av året. För att det ska finnas livskraftiga tjäderbestånd krävs funktionella skogslandskap med en blandning av uppvuxen, gles och luckig skog, täta sumpskogar, myrar och andra små våtmarker (Skogsstyrelsen, 2019; SLU Artdatabanken 2024).</w:t>
+      </w:r>
+    </w:p>
+    <w:p>
+      <w:r>
+        <w:t>Arten försvinner när skogen fragmenteras och den sammanlagda arealen hyggen och andra öppna områden blir för stor. Ett småskaligt och försiktigt virkesuttag genom hyggesfria metoder kan i vissa fall vara möjligt i området inom 200 m från lekcentrum. Längre ut från lekcentrum, inom 200–500 m bör den avverkade ytan inte överskrida 1 hektar för att undvika alltför stora och snabba förändringar (Skogsstyrelsen, 2019).</w:t>
+      </w:r>
+    </w:p>
+    <w:p>
+      <w:pPr>
+        <w:pStyle w:val="Heading2"/>
+      </w:pPr>
+      <w:r>
+        <w:t>Referenser – tjäder</w:t>
+      </w:r>
+    </w:p>
+    <w:p>
+      <w:r>
+        <w:t xml:space="preserve">Skogsstyrelsen, 2019. </w:t>
+      </w:r>
+      <w:r>
+        <w:rPr>
+          <w:i/>
+        </w:rPr>
+        <w:t>Vägledning för hänsyn till fåglar – tjäder.</w:t>
+      </w:r>
+    </w:p>
+    <w:p>
+      <w:r>
+        <w:t xml:space="preserve">SLU Artdatabanken, 2024. </w:t>
       </w:r>
       <w:r>
         <w:rPr>
@@ -912,7 +1112,7 @@
     <w:r>
       <w:tab/>
       <w:tab/>
-      <w:t>2026-07-31</w:t>
+      <w:t>2026-08-01</w:t>
       <w:br/>
       <w:br/>
     </w:r>

--- a/klagomål/A 43065-2025 FSC-klagomål.docx
+++ b/klagomål/A 43065-2025 FSC-klagomål.docx
@@ -1112,7 +1112,7 @@
     <w:r>
       <w:tab/>
       <w:tab/>
-      <w:t>2026-08-01</w:t>
+      <w:t>2026-08-02</w:t>
       <w:br/>
       <w:br/>
     </w:r>

--- a/klagomål/A 43065-2025 FSC-klagomål.docx
+++ b/klagomål/A 43065-2025 FSC-klagomål.docx
@@ -1112,7 +1112,7 @@
     <w:r>
       <w:tab/>
       <w:tab/>
-      <w:t>2026-08-02</w:t>
+      <w:t>2026-08-03</w:t>
       <w:br/>
       <w:br/>
     </w:r>

--- a/klagomål/A 43065-2025 FSC-klagomål.docx
+++ b/klagomål/A 43065-2025 FSC-klagomål.docx
@@ -1112,7 +1112,7 @@
     <w:r>
       <w:tab/>
       <w:tab/>
-      <w:t>2026-08-03</w:t>
+      <w:t>2026-08-05</w:t>
       <w:br/>
       <w:br/>
     </w:r>

--- a/klagomål/A 43065-2025 FSC-klagomål.docx
+++ b/klagomål/A 43065-2025 FSC-klagomål.docx
@@ -1112,7 +1112,7 @@
     <w:r>
       <w:tab/>
       <w:tab/>
-      <w:t>2026-08-05</w:t>
+      <w:t>2026-08-07</w:t>
       <w:br/>
       <w:br/>
     </w:r>

--- a/klagomål/A 43065-2025 FSC-klagomål.docx
+++ b/klagomål/A 43065-2025 FSC-klagomål.docx
@@ -1112,7 +1112,7 @@
     <w:r>
       <w:tab/>
       <w:tab/>
-      <w:t>2026-08-07</w:t>
+      <w:t>2026-08-08</w:t>
       <w:br/>
       <w:br/>
     </w:r>

--- a/klagomål/A 43065-2025 FSC-klagomål.docx
+++ b/klagomål/A 43065-2025 FSC-klagomål.docx
@@ -1112,7 +1112,7 @@
     <w:r>
       <w:tab/>
       <w:tab/>
-      <w:t>2026-08-15</w:t>
+      <w:t>2026-08-16</w:t>
       <w:br/>
       <w:br/>
     </w:r>

--- a/klagomål/A 43065-2025 FSC-klagomål.docx
+++ b/klagomål/A 43065-2025 FSC-klagomål.docx
@@ -1112,7 +1112,7 @@
     <w:r>
       <w:tab/>
       <w:tab/>
-      <w:t>2026-08-16</w:t>
+      <w:t>2026-08-17</w:t>
       <w:br/>
       <w:br/>
     </w:r>

--- a/klagomål/A 43065-2025 FSC-klagomål.docx
+++ b/klagomål/A 43065-2025 FSC-klagomål.docx
@@ -1112,7 +1112,7 @@
     <w:r>
       <w:tab/>
       <w:tab/>
-      <w:t>2026-08-17</w:t>
+      <w:t>2026-08-18</w:t>
       <w:br/>
       <w:br/>
     </w:r>

--- a/klagomål/A 43065-2025 FSC-klagomål.docx
+++ b/klagomål/A 43065-2025 FSC-klagomål.docx
@@ -1112,7 +1112,7 @@
     <w:r>
       <w:tab/>
       <w:tab/>
-      <w:t>2026-08-18</w:t>
+      <w:t>2026-08-19</w:t>
       <w:br/>
       <w:br/>
     </w:r>

--- a/klagomål/A 43065-2025 FSC-klagomål.docx
+++ b/klagomål/A 43065-2025 FSC-klagomål.docx
@@ -1112,7 +1112,7 @@
     <w:r>
       <w:tab/>
       <w:tab/>
-      <w:t>2026-08-19</w:t>
+      <w:t>2026-08-20</w:t>
       <w:br/>
       <w:br/>
     </w:r>

--- a/klagomål/A 43065-2025 FSC-klagomål.docx
+++ b/klagomål/A 43065-2025 FSC-klagomål.docx
@@ -1112,7 +1112,7 @@
     <w:r>
       <w:tab/>
       <w:tab/>
-      <w:t>2026-08-20</w:t>
+      <w:t>2026-08-21</w:t>
       <w:br/>
       <w:br/>
     </w:r>

--- a/klagomål/A 43065-2025 FSC-klagomål.docx
+++ b/klagomål/A 43065-2025 FSC-klagomål.docx
@@ -1112,7 +1112,7 @@
     <w:r>
       <w:tab/>
       <w:tab/>
-      <w:t>2026-08-21</w:t>
+      <w:t>2026-08-22</w:t>
       <w:br/>
       <w:br/>
     </w:r>
